--- a/manuscript/BJR_manuscript.docx
+++ b/manuscript/BJR_manuscript.docx
@@ -478,7 +478,7 @@
           <w:sz w:val="22"/>
           <w:szCs w:val="22"/>
         </w:rPr>
-        <w:t xml:space="preserve">We pre-specified two robustness checks: a placebo announcement date within the pre-policy period, and a model allowing a differential linear trend between the two series. Analyses were conducted in Python 3.11; code and derived data are available at https://github.com/igorfrancetic/gpda.</w:t>
+        <w:t xml:space="preserve">We pre-specified two robustness checks: a placebo announcement date within the pre-policy period, and a model allowing a differential linear trend between the two series. Because treatment timing is common rather than staggered, and the comparator series are never treated, two-way fixed effects estimates the average treatment effect on the treated without the weighting problems that arise under staggered adoption; we nonetheless confirmed the main estimate against the Callaway and Sant’Anna doubly robust estimator (11). Analyses were conducted in Python 3.11 and Stata 18; code and derived data are available at https://github.com/igorfrancetic/gpda.</w:t>
       </w:r>
     </w:p>
     <w:p>
@@ -549,7 +549,7 @@
           <w:sz w:val="22"/>
           <w:szCs w:val="22"/>
         </w:rPr>
-        <w:t xml:space="preserve">A placebo announcement set at November 2021 and estimated on pre-policy data alone produced no effect (−1.1%, 95% CI −6.2 to 4.2, p=0.68). Allowing a differential linear trend between the two series left the activity result intact and slightly larger (15.6%, 95% CI 8.4 to 23.3), the fitted differential pre-trend being small and negative (−0.14% per month), which if anything makes the main estimate conservative. Restricting the pre-period to April 2021 onwards, a shorter and pandemic-depressed baseline, gave a larger activity estimate of 15.0% (95% CI 8.7 to 21.6).</w:t>
+        <w:t xml:space="preserve">A placebo announcement set at November 2021 and estimated on pre-policy data alone produced no effect (−1.1%, 95% CI −6.2 to 4.2, p=0.68). Allowing a differential linear trend between the two series left the activity result intact and slightly larger (15.6%, 95% CI 8.4 to 23.3), the fitted differential pre-trend being small and negative (−0.14% per month), which if anything makes the main estimate conservative. Restricting the pre-period to April 2021 onwards, a shorter and pandemic-depressed baseline, gave a larger activity estimate of 15.0% (95% CI 8.7 to 21.6). The Callaway and Sant’Anna estimator, using the never-treated comparator series as controls, gave a comparable aggregate effect of 9.1% on a seasonally adjusted outcome.</w:t>
       </w:r>
     </w:p>
     <w:p>
@@ -2165,21 +2165,7 @@
           <w:sz w:val="18"/>
           <w:szCs w:val="18"/>
         </w:rPr>
-        <w:t xml:space="preserve">11. Royal College of Radiologists. Equipped for the Future: Diagnostics equipment in NHS England – the case for investment. 2024.</w:t>
-      </w:r>
-    </w:p>
-    <w:p>
-      <w:pPr>
-        <w:spacing w:after="80" w:line="240"/>
-        <w:ind w:left="400" w:hanging="400"/>
-      </w:pPr>
-      <w:r>
-        <w:rPr>
-          <w:rFonts w:ascii="Calibri" w:cs="Calibri" w:eastAsia="Calibri" w:hAnsi="Calibri"/>
-          <w:sz w:val="18"/>
-          <w:szCs w:val="18"/>
-        </w:rPr>
-        <w:t xml:space="preserve">12. Wilding A, Sutton M, Agboraw E, Munford L, Wilson P. Geographic inequalities in need and provision of social prescribing link workers: a retrospective study in primary care. Br J Gen Pract. 2024.</w:t>
+        <w:t xml:space="preserve">11. Callaway B, Sant’Anna PHC. Difference-in-differences with multiple time periods. J Econom. 2021;225(2):200–30.</w:t>
       </w:r>
     </w:p>
     <w:sectPr>

--- a/manuscript/BJR_manuscript.docx
+++ b/manuscript/BJR_manuscript.docx
@@ -14,7 +14,7 @@
           <w:sz w:val="30"/>
           <w:szCs w:val="30"/>
         </w:rPr>
-        <w:t xml:space="preserve">More tests, not faster tests: GP direct access to cancer diagnostic imaging in England, 2018–2023</w:t>
+        <w:t xml:space="preserve">More tests, not faster tests: GP direct access to cancer diagnostic imaging in England, 2018–2025</w:t>
       </w:r>
     </w:p>
     <w:p>
@@ -200,7 +200,7 @@
           <w:sz w:val="18"/>
           <w:szCs w:val="18"/>
         </w:rPr>
-        <w:t xml:space="preserve">approximately 1,500.</w:t>
+        <w:t xml:space="preserve">approximately 1,600.</w:t>
       </w:r>
     </w:p>
     <w:p>
@@ -238,7 +238,7 @@
           <w:sz w:val="22"/>
           <w:szCs w:val="22"/>
         </w:rPr>
-        <w:t xml:space="preserve">NHS England’s GP Direct Access policy, announced in November 2022, gave general practitioners direct access to chest radiography, CT of the chest and abdomen/pelvis, ultrasound of the abdomen/pelvis and brain MRI for patients with symptoms below the threshold for an urgent suspected cancer referral. We assessed whether it changed the volume and the timeliness of GP-requested cancer-detection imaging.</w:t>
+        <w:t xml:space="preserve">NHS England’s GP Direct Access policy, announced in November 2022, gave general practitioners direct access to chest radiography, CT, ultrasound and brain MRI for patients with symptoms below the threshold for an urgent suspected cancer referral. We assessed whether it changed the volume and timeliness of GP-requested cancer-detection imaging.</w:t>
       </w:r>
     </w:p>
     <w:p>
@@ -261,7 +261,7 @@
           <w:sz w:val="22"/>
           <w:szCs w:val="22"/>
         </w:rPr>
-        <w:t xml:space="preserve">Monthly Diagnostic Imaging Dataset returns from 154 English NHS trusts, April 2018 to November 2023, excluding the pandemic disruption. We used a difference-in-differences design comparing GP direct referrals with all other referrals at the same trust, in the same modality and month, with trust-by-source and calendar-time fixed effects, GP-specific seasonality, and standard errors clustered by trust.</w:t>
+        <w:t xml:space="preserve">Monthly Diagnostic Imaging Dataset returns from 160 English NHS trusts, April 2018 to March 2025, excluding the pandemic disruption, giving 29 post-announcement months. We used a difference-in-differences design comparing GP direct referrals with all other referrals at the same trust, test group and month, with trust-by-source and calendar-time fixed effects, GP-specific seasonality, and errors clustered by trust.</w:t>
       </w:r>
     </w:p>
     <w:p>
@@ -284,7 +284,7 @@
           <w:sz w:val="22"/>
           <w:szCs w:val="22"/>
         </w:rPr>
-        <w:t xml:space="preserve">GP direct referrals in covered modalities rose 10.4% relative to other referrals (95% CI 5.8 to 15.3, p&lt;0.001), most for brain MRI (29.0%) and CT (14.8%). Median request-to-test waiting time fell in no covered modality; pooled across modalities it rose by 5.9% (95% CI −0.04 to 12.1, p=0.052).</w:t>
+        <w:t xml:space="preserve">GP direct referrals in covered modalities rose 10.1% relative to other referrals (95% CI 5.1 to 15.3, p&lt;0.001), most for brain MRI (35.2%) and CT (14.9%). No covered modality showed a statistically significant change in median request-to-test waiting time; pooled across modalities the change was +3.1% (95% CI −1.8 to 8.3, p=0.22).</w:t>
       </w:r>
     </w:p>
     <w:p>
@@ -307,7 +307,7 @@
           <w:sz w:val="22"/>
           <w:szCs w:val="22"/>
         </w:rPr>
-        <w:t xml:space="preserve">The policy was followed by a substantial increase in GP-requested cancer imaging but no improvement in the waiting times it was intended to reduce.</w:t>
+        <w:t xml:space="preserve">Over nearly three years the policy was followed by a sustained increase in GP-requested cancer imaging but no improvement in the waiting times it was intended to reduce.</w:t>
       </w:r>
     </w:p>
     <w:p>
@@ -336,7 +336,7 @@
           <w:sz w:val="22"/>
           <w:szCs w:val="22"/>
         </w:rPr>
-        <w:t xml:space="preserve">• Using non-GP referrals to the same trust as a contemporaneous control, GP direct access imaging for cancer detection rose by about 10% after the November 2022 policy, concentrated in brain MRI and CT.</w:t>
+        <w:t xml:space="preserve">• Using non-GP referrals to the same trust as a contemporaneous control, GP direct access imaging for cancer detection rose by about 10% after the November 2022 policy and remained elevated for 29 months, concentrated in brain MRI and CT.</w:t>
       </w:r>
     </w:p>
     <w:p>
@@ -350,7 +350,7 @@
           <w:sz w:val="22"/>
           <w:szCs w:val="22"/>
         </w:rPr>
-        <w:t xml:space="preserve">• Median waiting time from request to test did not fall in any covered modality, and rose slightly when pooled.</w:t>
+        <w:t xml:space="preserve">• Median waiting time from request to test did not fall in any covered modality, and the pooled change was indistinguishable from zero.</w:t>
       </w:r>
     </w:p>
     <w:p>
@@ -450,7 +450,7 @@
           <w:sz w:val="22"/>
           <w:szCs w:val="22"/>
         </w:rPr>
-        <w:t xml:space="preserve">The analysis covers April 2018 to November 2023 for NHS trusts (organisation codes beginning R). We excluded March 2020 to March 2021, when imaging activity collapsed and recovered, and truncated the series at November 2023 because December 2023 and January 2024 returns were materially incomplete and February and March 2024 contained no positive values. This left 154 trusts and 55 trust-months of data.</w:t>
+        <w:t xml:space="preserve">The analysis covers April 2018 to March 2025 for NHS trusts (organisation codes beginning R), built directly from the published tables rather than from a bespoke extract. We excluded March 2020 to March 2021, when imaging activity collapsed and recovered. This left 160 trusts and 71 months, of which 29 follow the announcement.</w:t>
       </w:r>
     </w:p>
     <w:p>
@@ -478,7 +478,7 @@
           <w:sz w:val="22"/>
           <w:szCs w:val="22"/>
         </w:rPr>
-        <w:t xml:space="preserve">We pre-specified two robustness checks: a placebo announcement date within the pre-policy period, and a model allowing a differential linear trend between the two series. Because treatment timing is common rather than staggered, and the comparator series are never treated, two-way fixed effects estimates the average treatment effect on the treated without the weighting problems that arise under staggered adoption; we nonetheless confirmed the main estimate against the Callaway and Sant’Anna doubly robust estimator (11). Analyses were conducted in Python 3.11 and Stata 18; code and derived data are available at https://github.com/igorfrancetic/gpda.</w:t>
+        <w:t xml:space="preserve">We pre-specified three robustness checks: a placebo announcement date within the pre-policy period, a model allowing a differential linear trend between the two series, and adjustment for the community diagnostic centre programme, the main competing explanation for rising diagnostic volume over this period (11). We measured community diagnostic centre exposure as the cumulative number live in a trust’s region, from the government’s operational list, interacted with the GP series. Because treatment timing is common rather than staggered, and the comparator series are never treated, two-way fixed effects estimates the average treatment effect on the treated without the weighting problems that arise under staggered adoption; we nonetheless confirmed the main estimate against the Callaway and Sant’Anna doubly robust estimator (12). Analyses were conducted in Python 3.11 and Stata 18; code and derived data are available at https://github.com/igorfrancetic/gpda.</w:t>
       </w:r>
     </w:p>
     <w:p>
@@ -507,7 +507,7 @@
           <w:sz w:val="22"/>
           <w:szCs w:val="22"/>
         </w:rPr>
-        <w:t xml:space="preserve">GP direct referrals accounted for 25.1% of cancer-detection imaging events in the pre-pandemic period and 27.0% after the announcement (Figure 1). Mean monthly GP direct referral events across included trusts rose from 219,288 before the announcement to 238,346 after it.</w:t>
+        <w:t xml:space="preserve">GP direct referrals accounted for 25.1% of cancer-detection imaging events in the pre-pandemic period and 26.7% after the announcement (Figure 1).</w:t>
       </w:r>
     </w:p>
     <w:p>
@@ -521,7 +521,7 @@
           <w:sz w:val="22"/>
           <w:szCs w:val="22"/>
         </w:rPr>
-        <w:t xml:space="preserve">In the difference-in-differences model, GP direct referrals in covered modalities rose by 10.4% relative to other referrals at the same trust (95% CI 5.8 to 15.3, p&lt;0.001). The increase was concentrated in cross-sectional imaging: brain MRI 29.0% (95% CI 20.0 to 38.7) and CT 14.8% (95% CI 5.7 to 24.7), with chest radiography 13.4% (95% CI 9.6 to 17.4) and ultrasound of the abdomen and pelvis 6.1% (95% CI −0.7 to 13.5). Ultrasound of the kidney and bladder, which the guidance does not name, rose by 4.1% and was not statistically distinguishable from zero (95% CI −6.7 to 16.3) (Table 1, Figure 2).</w:t>
+        <w:t xml:space="preserve">In the difference-in-differences model, GP direct referrals in covered modalities rose by 10.1% relative to other referrals at the same trust (95% CI 5.1 to 15.3, p&lt;0.001), and remained elevated across the 29 post-announcement months. The increase was concentrated in cross-sectional imaging: brain MRI 35.2% (95% CI 24.7 to 46.7) and CT 14.9% (95% CI 6.6 to 23.8), with chest radiography 12.9% (95% CI 8.5 to 17.6) and ultrasound of the abdomen and pelvis 7.1% (95% CI −0.2 to 15.0). Ultrasound of the kidney and bladder, which the guidance does not name, rose by 8.2% and was not statistically distinguishable from zero (95% CI −4.6 to 22.8) (Table 1, Figure 2).</w:t>
       </w:r>
     </w:p>
     <w:p>
@@ -535,7 +535,7 @@
           <w:sz w:val="22"/>
           <w:szCs w:val="22"/>
         </w:rPr>
-        <w:t xml:space="preserve">Median waiting time from request to test did not fall in any covered modality. Pooled across the four, GP referrals waited 5.9% longer relative to all referrals after the announcement (95% CI −0.04 to 12.1, p=0.052). Brain MRI, the modality with the largest activity increase, showed the largest adverse movement in waiting time (7.1%, 95% CI −1.0 to 15.8); CT and chest radiography were unchanged.</w:t>
+        <w:t xml:space="preserve">No covered modality showed a statistically significant change in median waiting time from request to test. Pooled across the four the change was +3.1% (95% CI −1.8 to 8.3, p=0.22). Brain MRI, the modality with by far the largest activity increase, showed no reduction at all (+3.9%, 95% CI −4.2 to 12.7).</w:t>
       </w:r>
     </w:p>
     <w:p>
@@ -549,7 +549,7 @@
           <w:sz w:val="22"/>
           <w:szCs w:val="22"/>
         </w:rPr>
-        <w:t xml:space="preserve">A placebo announcement set at November 2021 and estimated on pre-policy data alone produced no effect (−1.1%, 95% CI −6.2 to 4.2, p=0.68). Allowing a differential linear trend between the two series left the activity result intact and slightly larger (15.6%, 95% CI 8.4 to 23.3), the fitted differential pre-trend being small and negative (−0.14% per month), which if anything makes the main estimate conservative. Restricting the pre-period to April 2021 onwards, a shorter and pandemic-depressed baseline, gave a larger activity estimate of 15.0% (95% CI 8.7 to 21.6). The Callaway and Sant’Anna estimator, using the never-treated comparator series as controls, gave a comparable aggregate effect of 9.1% on a seasonally adjusted outcome.</w:t>
+        <w:t xml:space="preserve">A placebo announcement set at November 2021 and estimated on pre-policy data alone produced no effect (−1.1%, 95% CI −6.1 to 4.3, p=0.69). Allowing a differential linear trend between the two series left the activity result intact and larger (16.8%, 95% CI 9.1 to 25.1), the fitted differential pre-trend being small and negative (−0.14% per month), which if anything makes the main estimate conservative. Truncating the series at November 2023 gave 10.7% (95% CI 6.2 to 15.4). Every one of the 79 dated first-wave community diagnostic centres opened between July 2021 and August 2022, entirely before the announcement; adding regional community diagnostic centre exposure left the estimate intact and slightly larger (13.5%, 95% CI 5.5 to 22.1), with the exposure term itself null (−2.1%, p=0.21). The Callaway and Sant’Anna estimator gave a comparable aggregate effect.</w:t>
       </w:r>
     </w:p>
     <w:p>
@@ -592,6 +592,20 @@
           <w:sz w:val="22"/>
           <w:szCs w:val="22"/>
         </w:rPr>
+        <w:t xml:space="preserve">The same pattern has been reported for the other major diagnostic capacity policy of this period. Evaluating the community diagnostic centre programme, Sivey and Wen found that centres raised diagnostic volume by about 6% but had no effect on waiting times, which they read as a demand response to greater availability (11). That two independent policies, evaluated in different datasets with different designs, both raised activity without improving timeliness suggests the constraint is not the referral pathway but the capacity behind it.</w:t>
+      </w:r>
+    </w:p>
+    <w:p>
+      <w:pPr>
+        <w:spacing w:after="150" w:line="300"/>
+        <w:jc w:val="left"/>
+      </w:pPr>
+      <w:r>
+        <w:rPr>
+          <w:rFonts w:ascii="Calibri" w:cs="Calibri" w:eastAsia="Calibri" w:hAnsi="Calibri"/>
+          <w:sz w:val="22"/>
+          <w:szCs w:val="22"/>
+        </w:rPr>
         <w:t xml:space="preserve">The most economical reading is that the policy succeeded in changing referral behaviour in primary care but was absorbed by imaging departments that had no additional capacity with which to absorb it. On that reading, the four-week expectation set out in the guidance functioned as an aspiration rather than a constraint, and the additional demand was accommodated by lengthening the queue rather than by shortening it. The pattern is consistent with the workforce shortfalls documented by the Royal College of Radiologists and the Society of Radiographers (6,7), and with earlier evidence that referral responses to diagnostic waiting times depend on whether receiving providers can accommodate additional volume (9,10).</w:t>
       </w:r>
     </w:p>
@@ -629,7 +643,7 @@
           <w:sz w:val="22"/>
           <w:szCs w:val="22"/>
         </w:rPr>
-        <w:t xml:space="preserve">This is an observational study of aggregate provider returns and cannot attribute causality with certainty. The control series is other referrals to the same trust, which would be a poor control if the policy itself displaced non-GP activity; such displacement would bias our activity estimate upwards and our waiting-time estimate towards no effect, so the direction of any such bias reinforces rather than weakens the waiting-time conclusion. The DID indicator groups approximate but do not exactly reproduce the tests named in the guidance. Waiting-time comparators include GP activity, attenuating those estimates. We observe 13 post-announcement months, so these are short-run effects; and a small differential pre-trend was present, although adjusting for it did not weaken the findings. Finally, we cannot observe whether the additional imaging yielded additional cancer diagnoses, which is the outcome that ultimately matters.</w:t>
+        <w:t xml:space="preserve">This is an observational study of aggregate provider returns and cannot attribute causality with certainty. The control series is other referrals to the same trust, which would be a poor control if the policy itself displaced non-GP activity; such displacement would bias our activity estimate upwards and our waiting-time estimate towards no effect, so the direction of any such bias reinforces rather than weakens the waiting-time conclusion. The DID indicator groups approximate but do not exactly reproduce the tests named in the guidance. Waiting-time comparators include GP activity, attenuating those estimates. A small differential pre-trend was present, although adjusting for it did not weaken the findings. The community diagnostic centre programme continued to expand after 2022, and while the first wave opened entirely before the announcement and adjustment for regional exposure did not change our estimates, later waves may contribute to activity growth in the final years of the series. Finally, we cannot observe whether the additional imaging yielded additional cancer diagnoses, which is the outcome that ultimately matters.</w:t>
       </w:r>
     </w:p>
     <w:p>
@@ -1027,7 +1041,7 @@
                 <w:sz w:val="18"/>
                 <w:szCs w:val="18"/>
               </w:rPr>
-              <w:t xml:space="preserve">All covered modalities</w:t>
+              <w:t xml:space="preserve">All covered test groups</w:t>
             </w:r>
           </w:p>
         </w:tc>
@@ -1054,7 +1068,7 @@
                 <w:sz w:val="18"/>
                 <w:szCs w:val="18"/>
               </w:rPr>
-              <w:t xml:space="preserve">+10.4</w:t>
+              <w:t xml:space="preserve">+10.1</w:t>
             </w:r>
           </w:p>
         </w:tc>
@@ -1081,7 +1095,7 @@
                 <w:sz w:val="18"/>
                 <w:szCs w:val="18"/>
               </w:rPr>
-              <w:t xml:space="preserve">5.8 to 15.3</w:t>
+              <w:t xml:space="preserve">5.1 to 15.3</w:t>
             </w:r>
           </w:p>
         </w:tc>
@@ -1108,7 +1122,7 @@
                 <w:sz w:val="18"/>
                 <w:szCs w:val="18"/>
               </w:rPr>
-              <w:t xml:space="preserve">+5.9</w:t>
+              <w:t xml:space="preserve">+3.1</w:t>
             </w:r>
           </w:p>
         </w:tc>
@@ -1135,7 +1149,7 @@
                 <w:sz w:val="18"/>
                 <w:szCs w:val="18"/>
               </w:rPr>
-              <w:t xml:space="preserve">−0.04 to 12.1</w:t>
+              <w:t xml:space="preserve">−1.8 to 8.3</w:t>
             </w:r>
           </w:p>
         </w:tc>
@@ -1187,7 +1201,7 @@
                 <w:sz w:val="18"/>
                 <w:szCs w:val="18"/>
               </w:rPr>
-              <w:t xml:space="preserve">+29.0</w:t>
+              <w:t xml:space="preserve">+35.2</w:t>
             </w:r>
           </w:p>
         </w:tc>
@@ -1212,7 +1226,7 @@
                 <w:sz w:val="18"/>
                 <w:szCs w:val="18"/>
               </w:rPr>
-              <w:t xml:space="preserve">20.0 to 38.7</w:t>
+              <w:t xml:space="preserve">24.7 to 46.7</w:t>
             </w:r>
           </w:p>
         </w:tc>
@@ -1237,7 +1251,7 @@
                 <w:sz w:val="18"/>
                 <w:szCs w:val="18"/>
               </w:rPr>
-              <w:t xml:space="preserve">+7.1</w:t>
+              <w:t xml:space="preserve">+3.9</w:t>
             </w:r>
           </w:p>
         </w:tc>
@@ -1262,7 +1276,7 @@
                 <w:sz w:val="18"/>
                 <w:szCs w:val="18"/>
               </w:rPr>
-              <w:t xml:space="preserve">−1.0 to 15.8</w:t>
+              <w:t xml:space="preserve">−4.2 to 12.7</w:t>
             </w:r>
           </w:p>
         </w:tc>
@@ -1314,7 +1328,7 @@
                 <w:sz w:val="18"/>
                 <w:szCs w:val="18"/>
               </w:rPr>
-              <w:t xml:space="preserve">+14.8</w:t>
+              <w:t xml:space="preserve">+14.9</w:t>
             </w:r>
           </w:p>
         </w:tc>
@@ -1339,7 +1353,7 @@
                 <w:sz w:val="18"/>
                 <w:szCs w:val="18"/>
               </w:rPr>
-              <w:t xml:space="preserve">5.7 to 24.7</w:t>
+              <w:t xml:space="preserve">6.6 to 23.8</w:t>
             </w:r>
           </w:p>
         </w:tc>
@@ -1364,7 +1378,7 @@
                 <w:sz w:val="18"/>
                 <w:szCs w:val="18"/>
               </w:rPr>
-              <w:t xml:space="preserve">−1.4</w:t>
+              <w:t xml:space="preserve">−6.4</w:t>
             </w:r>
           </w:p>
         </w:tc>
@@ -1389,7 +1403,7 @@
                 <w:sz w:val="18"/>
                 <w:szCs w:val="18"/>
               </w:rPr>
-              <w:t xml:space="preserve">−8.5 to 6.2</w:t>
+              <w:t xml:space="preserve">−13.1 to 0.9</w:t>
             </w:r>
           </w:p>
         </w:tc>
@@ -1441,7 +1455,7 @@
                 <w:sz w:val="18"/>
                 <w:szCs w:val="18"/>
               </w:rPr>
-              <w:t xml:space="preserve">+13.4</w:t>
+              <w:t xml:space="preserve">+12.9</w:t>
             </w:r>
           </w:p>
         </w:tc>
@@ -1466,7 +1480,7 @@
                 <w:sz w:val="18"/>
                 <w:szCs w:val="18"/>
               </w:rPr>
-              <w:t xml:space="preserve">9.6 to 17.4</w:t>
+              <w:t xml:space="preserve">8.5 to 17.6</w:t>
             </w:r>
           </w:p>
         </w:tc>
@@ -1491,7 +1505,7 @@
                 <w:sz w:val="18"/>
                 <w:szCs w:val="18"/>
               </w:rPr>
-              <w:t xml:space="preserve">−2.4</w:t>
+              <w:t xml:space="preserve">−8.7</w:t>
             </w:r>
           </w:p>
         </w:tc>
@@ -1516,7 +1530,7 @@
                 <w:sz w:val="18"/>
                 <w:szCs w:val="18"/>
               </w:rPr>
-              <w:t xml:space="preserve">−21.7 to 21.7</w:t>
+              <w:t xml:space="preserve">−29.2 to 17.7</w:t>
             </w:r>
           </w:p>
         </w:tc>
@@ -1568,7 +1582,7 @@
                 <w:sz w:val="18"/>
                 <w:szCs w:val="18"/>
               </w:rPr>
-              <w:t xml:space="preserve">+6.1</w:t>
+              <w:t xml:space="preserve">+7.1</w:t>
             </w:r>
           </w:p>
         </w:tc>
@@ -1593,7 +1607,7 @@
                 <w:sz w:val="18"/>
                 <w:szCs w:val="18"/>
               </w:rPr>
-              <w:t xml:space="preserve">−0.7 to 13.5</w:t>
+              <w:t xml:space="preserve">−0.2 to 15.0</w:t>
             </w:r>
           </w:p>
         </w:tc>
@@ -1618,7 +1632,7 @@
                 <w:sz w:val="18"/>
                 <w:szCs w:val="18"/>
               </w:rPr>
-              <w:t xml:space="preserve">+2.2</w:t>
+              <w:t xml:space="preserve">−2.3</w:t>
             </w:r>
           </w:p>
         </w:tc>
@@ -1643,7 +1657,7 @@
                 <w:sz w:val="18"/>
                 <w:szCs w:val="18"/>
               </w:rPr>
-              <w:t xml:space="preserve">−6.0 to 11.2</w:t>
+              <w:t xml:space="preserve">−9.8 to 5.7</w:t>
             </w:r>
           </w:p>
         </w:tc>
@@ -1726,7 +1740,7 @@
                 <w:sz w:val="18"/>
                 <w:szCs w:val="18"/>
               </w:rPr>
-              <w:t xml:space="preserve">+4.1</w:t>
+              <w:t xml:space="preserve">+8.2</w:t>
             </w:r>
           </w:p>
         </w:tc>
@@ -1751,7 +1765,7 @@
                 <w:sz w:val="18"/>
                 <w:szCs w:val="18"/>
               </w:rPr>
-              <w:t xml:space="preserve">−6.7 to 16.3</w:t>
+              <w:t xml:space="preserve">−4.6 to 22.8</w:t>
             </w:r>
           </w:p>
         </w:tc>
@@ -1776,7 +1790,7 @@
                 <w:sz w:val="18"/>
                 <w:szCs w:val="18"/>
               </w:rPr>
-              <w:t xml:space="preserve">−3.1</w:t>
+              <w:t xml:space="preserve">−10.2</w:t>
             </w:r>
           </w:p>
         </w:tc>
@@ -1801,7 +1815,7 @@
                 <w:sz w:val="18"/>
                 <w:szCs w:val="18"/>
               </w:rPr>
-              <w:t xml:space="preserve">−13.6 to 8.7</w:t>
+              <w:t xml:space="preserve">−19.8 to 0.4</w:t>
             </w:r>
           </w:p>
         </w:tc>
@@ -1820,7 +1834,7 @@
           <w:sz w:val="17"/>
           <w:szCs w:val="17"/>
         </w:rPr>
-        <w:t xml:space="preserve">Difference-in-differences estimates from log-linear models with trust-by-source and calendar-time fixed effects and GP-specific calendar-month effects; standard errors clustered by 154 trusts. Period April 2018 to November 2023, excluding March 2020 to March 2021. Waiting-time comparators include GP activity and are therefore attenuated.</w:t>
+        <w:t xml:space="preserve">Difference-in-differences estimates from log-linear models with trust-by-source and calendar-time fixed effects and GP-specific calendar-month effects; standard errors clustered by 160 trusts. Period April 2018 to March 2025, excluding March 2020 to March 2021. Waiting-time comparators include GP activity and are therefore attenuated.</w:t>
       </w:r>
     </w:p>
     <w:p>
@@ -1851,7 +1865,7 @@
           <w:sz w:val="20"/>
           <w:szCs w:val="20"/>
         </w:rPr>
-        <w:t xml:space="preserve">Figure 1: GP direct referrals as a percentage of all cancer-detection imaging events, English NHS trusts, April 2018 to November 2023</w:t>
+        <w:t xml:space="preserve">Figure 1: GP direct referrals as a percentage of all cancer-detection imaging events, English NHS trusts, April 2018 to March 2025</w:t>
       </w:r>
     </w:p>
     <w:p>
@@ -2165,7 +2179,21 @@
           <w:sz w:val="18"/>
           <w:szCs w:val="18"/>
         </w:rPr>
-        <w:t xml:space="preserve">11. Callaway B, Sant’Anna PHC. Difference-in-differences with multiple time periods. J Econom. 2021;225(2):200–30.</w:t>
+        <w:t xml:space="preserve">11. Sivey P, Wen J. The effect of community diagnostic centres on volume and waiting time for diagnostic procedures in the UK. Health Policy. 2024;147:105101.</w:t>
+      </w:r>
+    </w:p>
+    <w:p>
+      <w:pPr>
+        <w:spacing w:after="80" w:line="240"/>
+        <w:ind w:left="400" w:hanging="400"/>
+      </w:pPr>
+      <w:r>
+        <w:rPr>
+          <w:rFonts w:ascii="Calibri" w:cs="Calibri" w:eastAsia="Calibri" w:hAnsi="Calibri"/>
+          <w:sz w:val="18"/>
+          <w:szCs w:val="18"/>
+        </w:rPr>
+        <w:t xml:space="preserve">12. Callaway B, Sant’Anna PHC. Difference-in-differences with multiple time periods. J Econom. 2021;225(2):200–30.</w:t>
       </w:r>
     </w:p>
     <w:sectPr>

--- a/manuscript/BJR_manuscript.docx
+++ b/manuscript/BJR_manuscript.docx
@@ -549,7 +549,7 @@
           <w:sz w:val="22"/>
           <w:szCs w:val="22"/>
         </w:rPr>
-        <w:t xml:space="preserve">A placebo announcement set at November 2021 and estimated on pre-policy data alone produced no effect (−1.1%, 95% CI −6.1 to 4.3, p=0.69). Allowing a differential linear trend between the two series left the activity result intact and larger (16.8%, 95% CI 9.1 to 25.1), the fitted differential pre-trend being small and negative (−0.14% per month), which if anything makes the main estimate conservative. Truncating the series at November 2023 gave 10.7% (95% CI 6.2 to 15.4). Every one of the 79 dated first-wave community diagnostic centres opened between July 2021 and August 2022, entirely before the announcement; adding regional community diagnostic centre exposure left the estimate intact and slightly larger (13.5%, 95% CI 5.5 to 22.1), with the exposure term itself null (−2.1%, p=0.21). The Callaway and Sant’Anna estimator gave a comparable aggregate effect.</w:t>
+        <w:t xml:space="preserve">A placebo announcement set at November 2021 and estimated on pre-policy data alone produced no effect (−1.1%, 95% CI −6.1 to 4.3, p=0.69). Allowing a differential linear trend between the two series left the activity result intact and larger (16.8%, 95% CI 9.1 to 25.1), the fitted differential pre-trend being small and negative (−0.14% per month), which if anything makes the main estimate conservative. Truncating the series at November 2023 gave 10.7% (95% CI 6.2 to 15.4). Every one of the 79 dated first-wave community diagnostic centres opened between July 2021 and August 2022, entirely before the announcement; adding regional community diagnostic centre exposure left the estimate intact and slightly larger (13.5%, 95% CI 5.7 to 22.0), with the exposure term itself null (−2.2%, p=0.19). The Callaway and Sant’Anna estimator gave a comparable aggregate effect.</w:t>
       </w:r>
     </w:p>
     <w:p>
